--- a/test/generator/baseline/gen.html.to.docx.docx
+++ b/test/generator/baseline/gen.html.to.docx.docx
@@ -2750,7 +2750,7 @@
       <w:r>
         <w:t xml:space="preserve">Two kinds of links are possible, those that refer to an external website and those that refer to locations inside the document itself. Both are supported by calibre. For example, here is a link pointing to the </w:t>
       </w:r>
-      <w:hyperlink r:id="rId100">
+      <w:hyperlink r:id="rId1">
         <w:r>
           <w:rPr>
             <w:rStyle w:val="Hyperlink"/>
@@ -3178,7 +3178,7 @@
         <w:pStyle w:val="Heading1"/>
         <w:jc w:val="center"/>
       </w:pPr>
-      <w:bookmarkStart w:id="13" w:name="_Toc484565143"/>
+      <w:bookmarkStart w:id="11" w:name="_Toc484565143"/>
       <w:r>
         <w:rPr>
           <w:b/>
@@ -3187,7 +3187,7 @@
         </w:rPr>
         <w:t xml:space="preserve">Images</w:t>
       </w:r>
-      <w:bookmarkEnd w:id="13"/>
+      <w:bookmarkEnd w:id="11"/>
     </w:p>
     <w:p>
       <w:r>
@@ -3208,7 +3208,7 @@
                     <pic:cNvPicPr/>
                   </pic:nvPicPr>
                   <pic:blipFill>
-                    <a:blip r:embed="rId101"/>
+                    <a:blip r:embed="rId2"/>
                     <a:stretch>
                       <a:fillRect/>
                     </a:stretch>
@@ -3277,7 +3277,7 @@
         <w:pStyle w:val="Heading1"/>
         <w:jc w:val="center"/>
       </w:pPr>
-      <w:bookmarkStart w:id="14" w:name="_Toc1359965655"/>
+      <w:bookmarkStart w:id="12" w:name="_Toc1359965655"/>
       <w:r>
         <w:rPr>
           <w:b/>
@@ -3286,7 +3286,7 @@
         </w:rPr>
         <w:t xml:space="preserve">Lists</w:t>
       </w:r>
-      <w:bookmarkEnd w:id="14"/>
+      <w:bookmarkEnd w:id="12"/>
     </w:p>
     <w:p>
       <w:r>
@@ -3297,7 +3297,7 @@
       <w:pPr>
         <w:pStyle w:val="Heading2"/>
       </w:pPr>
-      <w:bookmarkStart w:id="15" w:name="_Toc1958162433"/>
+      <w:bookmarkStart w:id="13" w:name="_Toc1958162433"/>
       <w:r>
         <w:rPr>
           <w:b/>
@@ -3306,7 +3306,7 @@
         </w:rPr>
         <w:t xml:space="preserve">Bulleted List</w:t>
       </w:r>
-      <w:bookmarkEnd w:id="15"/>
+      <w:bookmarkEnd w:id="13"/>
     </w:p>
     <w:p>
       <w:pPr>
@@ -3336,7 +3336,7 @@
       <w:pPr>
         <w:pStyle w:val="Heading2"/>
       </w:pPr>
-      <w:bookmarkStart w:id="16" w:name="_Toc415190676"/>
+      <w:bookmarkStart w:id="14" w:name="_Toc415190676"/>
       <w:r>
         <w:rPr>
           <w:b/>
@@ -3345,7 +3345,7 @@
         </w:rPr>
         <w:t xml:space="preserve">Numbered List</w:t>
       </w:r>
-      <w:bookmarkEnd w:id="16"/>
+      <w:bookmarkEnd w:id="14"/>
     </w:p>
     <w:p>
       <w:pPr>
@@ -3375,7 +3375,7 @@
       <w:pPr>
         <w:pStyle w:val="Heading2"/>
       </w:pPr>
-      <w:bookmarkStart w:id="17" w:name="_Toc1093260318"/>
+      <w:bookmarkStart w:id="15" w:name="_Toc1093260318"/>
       <w:r>
         <w:rPr>
           <w:b/>
@@ -3392,7 +3392,7 @@
         </w:rPr>
         <w:t xml:space="preserve">s</w:t>
       </w:r>
-      <w:bookmarkEnd w:id="17"/>
+      <w:bookmarkEnd w:id="15"/>
     </w:p>
     <w:p>
       <w:pPr>
@@ -3535,7 +3535,7 @@
       <w:pPr>
         <w:pStyle w:val="Heading2"/>
       </w:pPr>
-      <w:bookmarkStart w:id="18" w:name="_Toc1471533984"/>
+      <w:bookmarkStart w:id="16" w:name="_Toc1471533984"/>
       <w:r>
         <w:rPr>
           <w:b/>
@@ -3544,7 +3544,7 @@
         </w:rPr>
         <w:t xml:space="preserve">Continued Lists</w:t>
       </w:r>
-      <w:bookmarkEnd w:id="18"/>
+      <w:bookmarkEnd w:id="16"/>
     </w:p>
     <w:p>
       <w:pPr>
